--- a/lectures/ETL_Lab3/етл_Лаб3.docx
+++ b/lectures/ETL_Lab3/етл_Лаб3.docx
@@ -364,10 +364,7 @@
         <w:pStyle w:val="a6"/>
       </w:pPr>
       <w:r>
-        <w:t>П</w:t>
-      </w:r>
-      <w:r>
-        <w:t xml:space="preserve">олучить практические навыки интеграции, обработки и согласования данных из различных источников с использованием </w:t>
+        <w:t xml:space="preserve">Получить практические навыки интеграции, обработки и согласования данных из различных источников с использованием </w:t>
       </w:r>
       <w:proofErr w:type="spellStart"/>
       <w:r>
@@ -763,30 +760,99 @@
     <w:p>
       <w:pPr>
         <w:pStyle w:val="a6"/>
-        <w:ind w:firstLine="0"/>
-      </w:pPr>
-      <w:r>
-        <w:t xml:space="preserve">(Основные фрагменты кода представлены </w:t>
-      </w:r>
-      <w:r>
-        <w:t xml:space="preserve">в </w:t>
-      </w:r>
-      <w:r>
-        <w:t xml:space="preserve">файле </w:t>
-      </w:r>
-      <w:r>
-        <w:t>.</w:t>
-      </w:r>
-      <w:proofErr w:type="spellStart"/>
-      <w:r>
-        <w:rPr>
-          <w:lang w:val="en-US"/>
-        </w:rPr>
-        <w:t>py</w:t>
-      </w:r>
-      <w:proofErr w:type="spellEnd"/>
-      <w:r>
-        <w:t>)</w:t>
+      </w:pPr>
+      <w:r>
+        <w:t>1. Подготовка данных</w:t>
+      </w:r>
+    </w:p>
+    <w:p>
+      <w:pPr>
+        <w:pStyle w:val="a6"/>
+      </w:pPr>
+      <w:r>
+        <w:t>1.1 Создание тестовых наборов данных</w:t>
+      </w:r>
+    </w:p>
+    <w:p>
+      <w:pPr>
+        <w:pStyle w:val="a6"/>
+      </w:pPr>
+      <w:r>
+        <w:t>1.2 Настройка подключений к БД</w:t>
+      </w:r>
+      <w:bookmarkStart w:id="0" w:name="_GoBack"/>
+      <w:bookmarkEnd w:id="0"/>
+    </w:p>
+    <w:p>
+      <w:pPr>
+        <w:pStyle w:val="a6"/>
+      </w:pPr>
+      <w:r>
+        <w:t>1.3 Скрипты очистки данных</w:t>
+      </w:r>
+    </w:p>
+    <w:p>
+      <w:pPr>
+        <w:pStyle w:val="a6"/>
+      </w:pPr>
+      <w:r>
+        <w:t>2. Разработка программы</w:t>
+      </w:r>
+    </w:p>
+    <w:p>
+      <w:pPr>
+        <w:pStyle w:val="a6"/>
+      </w:pPr>
+      <w:r>
+        <w:t>2.1 Модульная структура</w:t>
+      </w:r>
+    </w:p>
+    <w:p>
+      <w:pPr>
+        <w:pStyle w:val="a6"/>
+      </w:pPr>
+      <w:r>
+        <w:t>2.2 Обработка ошибок</w:t>
+      </w:r>
+    </w:p>
+    <w:p>
+      <w:pPr>
+        <w:pStyle w:val="a6"/>
+      </w:pPr>
+      <w:r>
+        <w:t>2.3 Логирование действий</w:t>
+      </w:r>
+    </w:p>
+    <w:p>
+      <w:pPr>
+        <w:pStyle w:val="a6"/>
+      </w:pPr>
+      <w:r>
+        <w:t>3. Оформление результатов</w:t>
+      </w:r>
+    </w:p>
+    <w:p>
+      <w:pPr>
+        <w:pStyle w:val="a6"/>
+      </w:pPr>
+      <w:r>
+        <w:t>3.1 Графики анализа данных</w:t>
+      </w:r>
+    </w:p>
+    <w:p>
+      <w:pPr>
+        <w:pStyle w:val="a6"/>
+      </w:pPr>
+      <w:r>
+        <w:t>3.2 Статистика обработки</w:t>
+      </w:r>
+    </w:p>
+    <w:p>
+      <w:pPr>
+        <w:pStyle w:val="a6"/>
+      </w:pPr>
+      <w:r>
+        <w:t>3.3 Выводы по качеству данных</w:t>
       </w:r>
     </w:p>
     <w:p>
@@ -912,6 +978,7 @@
         <w:pStyle w:val="1"/>
       </w:pPr>
       <w:r>
+        <w:lastRenderedPageBreak/>
         <w:t>Выводы</w:t>
       </w:r>
     </w:p>
@@ -1090,7 +1157,6 @@
         <w:rPr>
           <w:lang w:val="en-US"/>
         </w:rPr>
-        <w:lastRenderedPageBreak/>
         <w:t>pd.read</w:t>
       </w:r>
       <w:proofErr w:type="gramEnd"/>
@@ -1238,7 +1304,6 @@
           <w:numId w:val="30"/>
         </w:numPr>
       </w:pPr>
-      <w:bookmarkStart w:id="0" w:name="_GoBack"/>
       <w:proofErr w:type="spellStart"/>
       <w:proofErr w:type="gramStart"/>
       <w:r>
@@ -1374,11 +1439,7 @@
       <w:proofErr w:type="spellEnd"/>
       <w:proofErr w:type="gramEnd"/>
       <w:r>
-        <w:t xml:space="preserve">()  </w:t>
-      </w:r>
-      <w:bookmarkEnd w:id="0"/>
-      <w:r>
-        <w:t xml:space="preserve"># проверка на пропуски  </w:t>
+        <w:t xml:space="preserve">()  # проверка на пропуски  </w:t>
       </w:r>
     </w:p>
     <w:p>
@@ -1510,6 +1571,7 @@
         <w:ind w:firstLine="0"/>
       </w:pPr>
       <w:r>
+        <w:lastRenderedPageBreak/>
         <w:t>df1.join(df2) – соединение по индексам.</w:t>
       </w:r>
     </w:p>
@@ -1590,10 +1652,7 @@
         <w:t>sum</w:t>
       </w:r>
       <w:r>
-        <w:t xml:space="preserve">()  </w:t>
-      </w:r>
-      <w:r>
-        <w:t xml:space="preserve"># </w:t>
+        <w:t xml:space="preserve">()  # </w:t>
       </w:r>
       <w:r>
         <w:t>Пропуски после объединения</w:t>
@@ -1849,13 +1908,7 @@
         <w:t>last</w:t>
       </w:r>
       <w:r>
-        <w:t>'</w:t>
-      </w:r>
-      <w:r>
-        <w:t xml:space="preserve"> </w:t>
-      </w:r>
-      <w:r>
-        <w:t>Сохранение первого/последнего дубликата:</w:t>
+        <w:t>' Сохранение первого/последнего дубликата:</w:t>
       </w:r>
     </w:p>
     <w:p>
@@ -1875,7 +1928,6 @@
         <w:rPr>
           <w:lang w:val="en-US"/>
         </w:rPr>
-        <w:lastRenderedPageBreak/>
         <w:t>df.duplicated</w:t>
       </w:r>
       <w:proofErr w:type="spellEnd"/>

--- a/lectures/ETL_Lab3/етл_Лаб3.docx
+++ b/lectures/ETL_Lab3/етл_Лаб3.docx
@@ -780,86 +780,130 @@
       <w:r>
         <w:t>1.2 Настройка подключений к БД</w:t>
       </w:r>
+    </w:p>
+    <w:p>
+      <w:pPr>
+        <w:pStyle w:val="a6"/>
+      </w:pPr>
+      <w:r>
+        <w:t>1.3 Скрипты очистки данных</w:t>
+      </w:r>
+    </w:p>
+    <w:p>
+      <w:pPr>
+        <w:pStyle w:val="a6"/>
+      </w:pPr>
+      <w:r>
+        <w:t>2. Разработка программы</w:t>
+      </w:r>
+    </w:p>
+    <w:p>
+      <w:pPr>
+        <w:pStyle w:val="a6"/>
+      </w:pPr>
+      <w:r>
+        <w:t>2.1 Модульная структура</w:t>
+      </w:r>
+    </w:p>
+    <w:p>
+      <w:pPr>
+        <w:pStyle w:val="a6"/>
+      </w:pPr>
+      <w:r>
+        <w:t>2.2 Обработка ошибок</w:t>
+      </w:r>
+    </w:p>
+    <w:p>
+      <w:pPr>
+        <w:pStyle w:val="a6"/>
+      </w:pPr>
+      <w:r>
+        <w:t>2.3 Логирование действий</w:t>
+      </w:r>
+    </w:p>
+    <w:p>
+      <w:pPr>
+        <w:pStyle w:val="a6"/>
+      </w:pPr>
+      <w:r>
+        <w:t>3. Оформление результатов</w:t>
+      </w:r>
+    </w:p>
+    <w:p>
+      <w:pPr>
+        <w:pStyle w:val="a6"/>
+      </w:pPr>
+      <w:r>
+        <w:t>3.1 Графики анализа данных</w:t>
+      </w:r>
+    </w:p>
+    <w:p>
+      <w:pPr>
+        <w:pStyle w:val="a6"/>
+      </w:pPr>
+      <w:r>
+        <w:t>3.2 Статистика обработки</w:t>
+      </w:r>
+    </w:p>
+    <w:p>
+      <w:pPr>
+        <w:pStyle w:val="a6"/>
+      </w:pPr>
+      <w:r>
+        <w:t>3.3 Выводы по качеству данных</w:t>
+      </w:r>
+    </w:p>
+    <w:p>
+      <w:pPr>
+        <w:pStyle w:val="a6"/>
+        <w:ind w:firstLine="0"/>
+      </w:pPr>
+      <w:r>
+        <w:drawing>
+          <wp:inline distT="0" distB="0" distL="0" distR="0" wp14:anchorId="44624B09" wp14:editId="09E57782">
+            <wp:extent cx="3715268" cy="4248743"/>
+            <wp:effectExtent l="0" t="0" r="0" b="0"/>
+            <wp:docPr id="1" name="Рисунок 1"/>
+            <wp:cNvGraphicFramePr>
+              <a:graphicFrameLocks xmlns:a="http://schemas.openxmlformats.org/drawingml/2006/main" noChangeAspect="1"/>
+            </wp:cNvGraphicFramePr>
+            <a:graphic xmlns:a="http://schemas.openxmlformats.org/drawingml/2006/main">
+              <a:graphicData uri="http://schemas.openxmlformats.org/drawingml/2006/picture">
+                <pic:pic xmlns:pic="http://schemas.openxmlformats.org/drawingml/2006/picture">
+                  <pic:nvPicPr>
+                    <pic:cNvPr id="1" name=""/>
+                    <pic:cNvPicPr/>
+                  </pic:nvPicPr>
+                  <pic:blipFill>
+                    <a:blip r:embed="rId5"/>
+                    <a:stretch>
+                      <a:fillRect/>
+                    </a:stretch>
+                  </pic:blipFill>
+                  <pic:spPr>
+                    <a:xfrm>
+                      <a:off x="0" y="0"/>
+                      <a:ext cx="3715268" cy="4248743"/>
+                    </a:xfrm>
+                    <a:prstGeom prst="rect">
+                      <a:avLst/>
+                    </a:prstGeom>
+                  </pic:spPr>
+                </pic:pic>
+              </a:graphicData>
+            </a:graphic>
+          </wp:inline>
+        </w:drawing>
+      </w:r>
       <w:bookmarkStart w:id="0" w:name="_GoBack"/>
       <w:bookmarkEnd w:id="0"/>
     </w:p>
     <w:p>
       <w:pPr>
-        <w:pStyle w:val="a6"/>
-      </w:pPr>
-      <w:r>
-        <w:t>1.3 Скрипты очистки данных</w:t>
-      </w:r>
-    </w:p>
-    <w:p>
-      <w:pPr>
-        <w:pStyle w:val="a6"/>
-      </w:pPr>
-      <w:r>
-        <w:t>2. Разработка программы</w:t>
-      </w:r>
-    </w:p>
-    <w:p>
-      <w:pPr>
-        <w:pStyle w:val="a6"/>
-      </w:pPr>
-      <w:r>
-        <w:t>2.1 Модульная структура</w:t>
-      </w:r>
-    </w:p>
-    <w:p>
-      <w:pPr>
-        <w:pStyle w:val="a6"/>
-      </w:pPr>
-      <w:r>
-        <w:t>2.2 Обработка ошибок</w:t>
-      </w:r>
-    </w:p>
-    <w:p>
-      <w:pPr>
-        <w:pStyle w:val="a6"/>
-      </w:pPr>
-      <w:r>
-        <w:t>2.3 Логирование действий</w:t>
-      </w:r>
-    </w:p>
-    <w:p>
-      <w:pPr>
-        <w:pStyle w:val="a6"/>
-      </w:pPr>
-      <w:r>
-        <w:t>3. Оформление результатов</w:t>
-      </w:r>
-    </w:p>
-    <w:p>
-      <w:pPr>
-        <w:pStyle w:val="a6"/>
-      </w:pPr>
-      <w:r>
-        <w:t>3.1 Графики анализа данных</w:t>
-      </w:r>
-    </w:p>
-    <w:p>
-      <w:pPr>
-        <w:pStyle w:val="a6"/>
-      </w:pPr>
-      <w:r>
-        <w:t>3.2 Статистика обработки</w:t>
-      </w:r>
-    </w:p>
-    <w:p>
-      <w:pPr>
-        <w:pStyle w:val="a6"/>
-      </w:pPr>
-      <w:r>
-        <w:t>3.3 Выводы по качеству данных</w:t>
-      </w:r>
-    </w:p>
-    <w:p>
-      <w:pPr>
         <w:pStyle w:val="1"/>
       </w:pPr>
       <w:r>
+        <w:lastRenderedPageBreak/>
         <w:t xml:space="preserve"> Результаты обработки</w:t>
       </w:r>
     </w:p>
@@ -978,7 +1022,6 @@
         <w:pStyle w:val="1"/>
       </w:pPr>
       <w:r>
-        <w:lastRenderedPageBreak/>
         <w:t>Выводы</w:t>
       </w:r>
     </w:p>
@@ -1293,6 +1336,7 @@
         <w:pStyle w:val="a6"/>
       </w:pPr>
       <w:r>
+        <w:lastRenderedPageBreak/>
         <w:t>2. Как обрабатывать пропущенные значения?</w:t>
       </w:r>
     </w:p>
@@ -1571,7 +1615,6 @@
         <w:ind w:firstLine="0"/>
       </w:pPr>
       <w:r>
-        <w:lastRenderedPageBreak/>
         <w:t>df1.join(df2) – соединение по индексам.</w:t>
       </w:r>
     </w:p>
